--- a/demo/fictional/F04/F04.docx
+++ b/demo/fictional/F04/F04.docx
@@ -1435,7 +1435,7 @@
           <w:sz w:val="13"/>
           <w:szCs w:val="13"/>
         </w:rPr>
-        <w:t xml:space="preserve">Page 1</w:t>
+        <w:t xml:space="preserve">Scan page 1</w:t>
       </w:r>
     </w:p>
     <w:p>
@@ -2259,7 +2259,7 @@
           <w:sz w:val="13"/>
           <w:szCs w:val="13"/>
         </w:rPr>
-        <w:t xml:space="preserve">Page 2</w:t>
+        <w:t xml:space="preserve">Scan page 2</w:t>
       </w:r>
     </w:p>
     <w:p>
@@ -3828,7 +3828,7 @@
           <w:sz w:val="13"/>
           <w:szCs w:val="13"/>
         </w:rPr>
-        <w:t xml:space="preserve">Page 3</w:t>
+        <w:t xml:space="preserve">Scan page 3</w:t>
       </w:r>
     </w:p>
     <w:p>
@@ -5153,7 +5153,7 @@
           <w:sz w:val="13"/>
           <w:szCs w:val="13"/>
         </w:rPr>
-        <w:t xml:space="preserve">Page 4</w:t>
+        <w:t xml:space="preserve">Scan page 4</w:t>
       </w:r>
     </w:p>
     <w:p>
@@ -5603,7 +5603,7 @@
           <w:sz w:val="13"/>
           <w:szCs w:val="13"/>
         </w:rPr>
-        <w:t xml:space="preserve">Page 5</w:t>
+        <w:t xml:space="preserve">Scan page 5</w:t>
       </w:r>
     </w:p>
     <w:p>
@@ -6389,7 +6389,7 @@
           <w:sz w:val="13"/>
           <w:szCs w:val="13"/>
         </w:rPr>
-        <w:t xml:space="preserve">Page 6</w:t>
+        <w:t xml:space="preserve">Scan page 6</w:t>
       </w:r>
     </w:p>
     <w:p>
@@ -6997,7 +6997,7 @@
           <w:sz w:val="13"/>
           <w:szCs w:val="13"/>
         </w:rPr>
-        <w:t xml:space="preserve">Page 7</w:t>
+        <w:t xml:space="preserve">Scan page 7</w:t>
       </w:r>
     </w:p>
     <w:p>
@@ -7579,7 +7579,7 @@
           <w:sz w:val="13"/>
           <w:szCs w:val="13"/>
         </w:rPr>
-        <w:t xml:space="preserve">Page 8</w:t>
+        <w:t xml:space="preserve">Scan page 8</w:t>
       </w:r>
     </w:p>
     <w:p>
@@ -8409,7 +8409,7 @@
           <w:sz w:val="13"/>
           <w:szCs w:val="13"/>
         </w:rPr>
-        <w:t xml:space="preserve">Page 9</w:t>
+        <w:t xml:space="preserve">Scan page 9</w:t>
       </w:r>
     </w:p>
     <w:p>
@@ -8992,7 +8992,7 @@
           <w:sz w:val="13"/>
           <w:szCs w:val="13"/>
         </w:rPr>
-        <w:t xml:space="preserve">Page 10</w:t>
+        <w:t xml:space="preserve">Scan page 10</w:t>
       </w:r>
     </w:p>
     <w:p>
@@ -9296,7 +9296,7 @@
           <w:sz w:val="13"/>
           <w:szCs w:val="13"/>
         </w:rPr>
-        <w:t xml:space="preserve">Page 11</w:t>
+        <w:t xml:space="preserve">Scan page 11</w:t>
       </w:r>
     </w:p>
     <w:p>
@@ -9740,7 +9740,7 @@
           <w:sz w:val="13"/>
           <w:szCs w:val="13"/>
         </w:rPr>
-        <w:t xml:space="preserve">Page 12</w:t>
+        <w:t xml:space="preserve">Scan page 12</w:t>
       </w:r>
     </w:p>
     <w:p>
